--- a/dist/SUBMISSION_FINAL/P3_Vietnam_APJM/02_title_page.docx
+++ b/dist/SUBMISSION_FINAL/P3_Vietnam_APJM/02_title_page.docx
@@ -2,7 +2,7 @@
 <file path=word/document.xml><?xml version="1.0" encoding="utf-8"?>
 <w:document xmlns:w="http://schemas.openxmlformats.org/wordprocessingml/2006/main" xmlns:m="http://schemas.openxmlformats.org/officeDocument/2006/math" xmlns:r="http://schemas.openxmlformats.org/officeDocument/2006/relationships" xmlns:o="urn:schemas-microsoft-com:office:office" xmlns:v="urn:schemas-microsoft-com:vml" xmlns:w10="urn:schemas-microsoft-com:office:word" xmlns:a="http://schemas.openxmlformats.org/drawingml/2006/main" xmlns:pic="http://schemas.openxmlformats.org/drawingml/2006/picture" xmlns:wp="http://schemas.openxmlformats.org/drawingml/2006/wordprocessingDrawing">
   <w:body>
-    <w:bookmarkStart w:id="32" w:name="author-title-page"/>
+    <w:bookmarkStart w:id="37" w:name="author-title-page"/>
     <w:p>
       <w:pPr>
         <w:pStyle w:val="Heading1"/>
@@ -11,7 +11,7 @@
         <w:t xml:space="preserve">Author Title Page</w:t>
       </w:r>
     </w:p>
-    <w:bookmarkStart w:id="20" w:name="X111b8602d2509ec0354d44a99d7a8df084e3e9b"/>
+    <w:bookmarkStart w:id="20" w:name="Xb67a4e6fa946c86d537e68b5d9ed0fce8783f05"/>
     <w:p>
       <w:pPr>
         <w:pStyle w:val="Heading2"/>
@@ -93,7 +93,7 @@
       </w:r>
     </w:p>
     <w:bookmarkEnd w:id="21"/>
-    <w:bookmarkStart w:id="24" w:name="authors"/>
+    <w:bookmarkStart w:id="28" w:name="authors"/>
     <w:p>
       <w:pPr>
         <w:pStyle w:val="Heading2"/>
@@ -102,7 +102,7 @@
         <w:t xml:space="preserve">Authors</w:t>
       </w:r>
     </w:p>
-    <w:bookmarkStart w:id="22" w:name="first-author"/>
+    <w:bookmarkStart w:id="24" w:name="first-author"/>
     <w:p>
       <w:pPr>
         <w:pStyle w:val="Heading3"/>
@@ -213,9 +213,14 @@
       <w:r>
         <w:t xml:space="preserve"> </w:t>
       </w:r>
-      <w:r>
-        <w:t xml:space="preserve">huongp1323001@gstudent.ctu.edu.vn</w:t>
-      </w:r>
+      <w:hyperlink r:id="rId22">
+        <w:r>
+          <w:rPr>
+            <w:rStyle w:val="Hyperlink"/>
+          </w:rPr>
+          <w:t xml:space="preserve">thuyhuongctu@gmail.com</w:t>
+        </w:r>
+      </w:hyperlink>
     </w:p>
     <w:p>
       <w:pPr>
@@ -236,7 +241,18 @@
         <w:t xml:space="preserve"> </w:t>
       </w:r>
       <w:r>
-        <w:t xml:space="preserve">0000-0002-7711-2487 (https://orcid.org/0000-0002-7711-2487)</w:t>
+        <w:t xml:space="preserve">0000-0002-7711-2487 (</w:t>
+      </w:r>
+      <w:hyperlink r:id="rId23">
+        <w:r>
+          <w:rPr>
+            <w:rStyle w:val="Hyperlink"/>
+          </w:rPr>
+          <w:t xml:space="preserve">https://orcid.org/0000-0002-7711-2487</w:t>
+        </w:r>
+      </w:hyperlink>
+      <w:r>
+        <w:t xml:space="preserve">)</w:t>
       </w:r>
     </w:p>
     <w:p>
@@ -261,8 +277,8 @@
         <w:t xml:space="preserve">First author</w:t>
       </w:r>
     </w:p>
-    <w:bookmarkEnd w:id="22"/>
-    <w:bookmarkStart w:id="23" w:name="second-author-corresponding-author"/>
+    <w:bookmarkEnd w:id="24"/>
+    <w:bookmarkStart w:id="27" w:name="second-author-corresponding-author"/>
     <w:p>
       <w:pPr>
         <w:pStyle w:val="Heading3"/>
@@ -373,9 +389,14 @@
       <w:r>
         <w:t xml:space="preserve"> </w:t>
       </w:r>
-      <w:r>
-        <w:t xml:space="preserve">patu@ctu.edu.vn</w:t>
-      </w:r>
+      <w:hyperlink r:id="rId25">
+        <w:r>
+          <w:rPr>
+            <w:rStyle w:val="Hyperlink"/>
+          </w:rPr>
+          <w:t xml:space="preserve">patu@ctu.edu.vn</w:t>
+        </w:r>
+      </w:hyperlink>
     </w:p>
     <w:p>
       <w:pPr>
@@ -396,7 +417,18 @@
         <w:t xml:space="preserve"> </w:t>
       </w:r>
       <w:r>
-        <w:t xml:space="preserve">0000-0003-0667-3137 (https://orcid.org/0000-0003-0667-3137)</w:t>
+        <w:t xml:space="preserve">0000-0003-0667-3137 (</w:t>
+      </w:r>
+      <w:hyperlink r:id="rId26">
+        <w:r>
+          <w:rPr>
+            <w:rStyle w:val="Hyperlink"/>
+          </w:rPr>
+          <w:t xml:space="preserve">https://orcid.org/0000-0003-0667-3137</w:t>
+        </w:r>
+      </w:hyperlink>
+      <w:r>
+        <w:t xml:space="preserve">)</w:t>
       </w:r>
     </w:p>
     <w:p>
@@ -428,9 +460,9 @@
         </w:pict>
       </w:r>
     </w:p>
-    <w:bookmarkEnd w:id="23"/>
-    <w:bookmarkEnd w:id="24"/>
-    <w:bookmarkStart w:id="25" w:name="credit-author-contributions"/>
+    <w:bookmarkEnd w:id="27"/>
+    <w:bookmarkEnd w:id="28"/>
+    <w:bookmarkStart w:id="29" w:name="credit-author-contributions"/>
     <w:p>
       <w:pPr>
         <w:pStyle w:val="Heading2"/>
@@ -1032,8 +1064,8 @@
         </w:pict>
       </w:r>
     </w:p>
-    <w:bookmarkEnd w:id="25"/>
-    <w:bookmarkStart w:id="26" w:name="acknowledgements"/>
+    <w:bookmarkEnd w:id="29"/>
+    <w:bookmarkStart w:id="30" w:name="acknowledgements"/>
     <w:p>
       <w:pPr>
         <w:pStyle w:val="Heading2"/>
@@ -1065,8 +1097,8 @@
         </w:pict>
       </w:r>
     </w:p>
-    <w:bookmarkEnd w:id="26"/>
-    <w:bookmarkStart w:id="27" w:name="conflict-of-interest"/>
+    <w:bookmarkEnd w:id="30"/>
+    <w:bookmarkStart w:id="31" w:name="conflict-of-interest"/>
     <w:p>
       <w:pPr>
         <w:pStyle w:val="Heading2"/>
@@ -1090,8 +1122,8 @@
         </w:pict>
       </w:r>
     </w:p>
-    <w:bookmarkEnd w:id="27"/>
-    <w:bookmarkStart w:id="28" w:name="funding"/>
+    <w:bookmarkEnd w:id="31"/>
+    <w:bookmarkStart w:id="32" w:name="funding"/>
     <w:p>
       <w:pPr>
         <w:pStyle w:val="Heading2"/>
@@ -1115,8 +1147,8 @@
         </w:pict>
       </w:r>
     </w:p>
-    <w:bookmarkEnd w:id="28"/>
-    <w:bookmarkStart w:id="29" w:name="data-availability-statement"/>
+    <w:bookmarkEnd w:id="32"/>
+    <w:bookmarkStart w:id="34" w:name="data-availability-statement"/>
     <w:p>
       <w:pPr>
         <w:pStyle w:val="Heading2"/>
@@ -1130,7 +1162,18 @@
         <w:pStyle w:val="FirstParagraph"/>
       </w:pPr>
       <w:r>
-        <w:t xml:space="preserve">The data that support the findings of this study are from the World Bank Enterprise Surveys and are available from the World Bank Enterprise Surveys portal (www.enterprisesurveys.org), subject to registration and compliance with the World Bank Enterprise Surveys Data Access Protocol. Because the protocol restricts redistribution of the original .dta files to third parties, the authors do not redistribute the raw survey files. Replication materials, including variable-construction details, model specifications, and computational outputs, are available from the corresponding author upon reasonable request and may be shared to the extent permitted by the data-access terms.</w:t>
+        <w:t xml:space="preserve">The data that support the findings of this study are from the World Bank Enterprise Surveys and are available from the World Bank Enterprise Surveys portal (</w:t>
+      </w:r>
+      <w:hyperlink r:id="rId33">
+        <w:r>
+          <w:rPr>
+            <w:rStyle w:val="Hyperlink"/>
+          </w:rPr>
+          <w:t xml:space="preserve">www.enterprisesurveys.org</w:t>
+        </w:r>
+      </w:hyperlink>
+      <w:r>
+        <w:t xml:space="preserve">), subject to registration and compliance with the World Bank Enterprise Surveys Data Access Protocol. Because the protocol restricts redistribution of the original .dta files to third parties, the authors do not redistribute the raw survey files. Replication materials, including variable-construction details, model specifications, and computational outputs, are available from the corresponding author upon reasonable request and may be shared to the extent permitted by the data-access terms.</w:t>
       </w:r>
     </w:p>
     <w:p>
@@ -1140,8 +1183,8 @@
         </w:pict>
       </w:r>
     </w:p>
-    <w:bookmarkEnd w:id="29"/>
-    <w:bookmarkStart w:id="30" w:name="X799c23334c5944d058eaf15944a1408ff96b683"/>
+    <w:bookmarkEnd w:id="34"/>
+    <w:bookmarkStart w:id="35" w:name="X799c23334c5944d058eaf15944a1408ff96b683"/>
     <w:p>
       <w:pPr>
         <w:pStyle w:val="Heading2"/>
@@ -1165,8 +1208,8 @@
         </w:pict>
       </w:r>
     </w:p>
-    <w:bookmarkEnd w:id="30"/>
-    <w:bookmarkStart w:id="31" w:name="manuscript-information"/>
+    <w:bookmarkEnd w:id="35"/>
+    <w:bookmarkStart w:id="36" w:name="manuscript-information"/>
     <w:p>
       <w:pPr>
         <w:pStyle w:val="Heading2"/>
@@ -1178,7 +1221,7 @@
     <w:tbl>
       <w:tblPr>
         <w:tblStyle w:val="Table"/>
-        <w:tblW w:type="pct" w:w="5000"/>
+        <w:tblW w:type="auto" w:w="0"/>
         <w:tblLook w:firstRow="1" w:lastRow="0" w:firstColumn="0" w:lastColumn="0" w:noHBand="0" w:noVBand="0" w:val="0020"/>
         <w:jc w:val="start"/>
       </w:tblPr>
@@ -1476,8 +1519,8 @@
         </w:tc>
       </w:tr>
     </w:tbl>
-    <w:bookmarkEnd w:id="31"/>
-    <w:bookmarkEnd w:id="32"/>
+    <w:bookmarkEnd w:id="36"/>
+    <w:bookmarkEnd w:id="37"/>
     <w:sectPr>
       <w:pgSz w:h="16838" w:w="11906"/>
       <w:pgMar w:bottom="1417" w:left="1417" w:right="1417" w:top="1417"/>
